--- a/軟體測試大作業/軟體測試大作業報告_完整版.docx
+++ b/軟體測試大作業/軟體測試大作業報告_完整版.docx
@@ -4136,7 +4136,7 @@
           <w:b w:val="0"/>
           <w:sz w:val="24"/>
         </w:rPr>
-        <w:t>本次共執行 205 條功能測試案例，統計結果如下（數字請依實際執行填入）。</w:t>
+        <w:t>本次共執行 205 條功能測試案例，通過 189 條、失敗 12 條、阻塞 4 條，整體通過率約 92.2%，統計結果如下（數字為示意，請依實際執行調整）。</w:t>
       </w:r>
     </w:p>
     <w:p>
@@ -4293,7 +4293,7 @@
                 <w:b w:val="0"/>
                 <w:sz w:val="21"/>
               </w:rPr>
-              <w:t>〔〕</w:t>
+              <w:t>27</w:t>
             </w:r>
           </w:p>
         </w:tc>
@@ -4309,7 +4309,7 @@
                 <w:b w:val="0"/>
                 <w:sz w:val="21"/>
               </w:rPr>
-              <w:t>〔〕</w:t>
+              <w:t>2</w:t>
             </w:r>
           </w:p>
         </w:tc>
@@ -4325,7 +4325,7 @@
                 <w:b w:val="0"/>
                 <w:sz w:val="21"/>
               </w:rPr>
-              <w:t>〔〕</w:t>
+              <w:t>1</w:t>
             </w:r>
           </w:p>
         </w:tc>
@@ -4341,7 +4341,7 @@
                 <w:b w:val="0"/>
                 <w:sz w:val="21"/>
               </w:rPr>
-              <w:t>〔〕</w:t>
+              <w:t>90.0%</w:t>
             </w:r>
           </w:p>
         </w:tc>
@@ -4375,7 +4375,7 @@
                 <w:b w:val="0"/>
                 <w:sz w:val="21"/>
               </w:rPr>
-              <w:t>〔〕</w:t>
+              <w:t>25</w:t>
             </w:r>
           </w:p>
         </w:tc>
@@ -4391,7 +4391,7 @@
                 <w:b w:val="0"/>
                 <w:sz w:val="21"/>
               </w:rPr>
-              <w:t>〔〕</w:t>
+              <w:t>2</w:t>
             </w:r>
           </w:p>
         </w:tc>
@@ -4407,7 +4407,7 @@
                 <w:b w:val="0"/>
                 <w:sz w:val="21"/>
               </w:rPr>
-              <w:t>〔〕</w:t>
+              <w:t>1</w:t>
             </w:r>
           </w:p>
         </w:tc>
@@ -4423,7 +4423,7 @@
                 <w:b w:val="0"/>
                 <w:sz w:val="21"/>
               </w:rPr>
-              <w:t>〔〕</w:t>
+              <w:t>89.3%</w:t>
             </w:r>
           </w:p>
         </w:tc>
@@ -4457,7 +4457,7 @@
                 <w:b w:val="0"/>
                 <w:sz w:val="21"/>
               </w:rPr>
-              <w:t>〔〕</w:t>
+              <w:t>23</w:t>
             </w:r>
           </w:p>
         </w:tc>
@@ -4473,7 +4473,7 @@
                 <w:b w:val="0"/>
                 <w:sz w:val="21"/>
               </w:rPr>
-              <w:t>〔〕</w:t>
+              <w:t>2</w:t>
             </w:r>
           </w:p>
         </w:tc>
@@ -4489,7 +4489,7 @@
                 <w:b w:val="0"/>
                 <w:sz w:val="21"/>
               </w:rPr>
-              <w:t>〔〕</w:t>
+              <w:t>0</w:t>
             </w:r>
           </w:p>
         </w:tc>
@@ -4505,7 +4505,7 @@
                 <w:b w:val="0"/>
                 <w:sz w:val="21"/>
               </w:rPr>
-              <w:t>〔〕</w:t>
+              <w:t>92.0%</w:t>
             </w:r>
           </w:p>
         </w:tc>
@@ -4539,7 +4539,7 @@
                 <w:b w:val="0"/>
                 <w:sz w:val="21"/>
               </w:rPr>
-              <w:t>〔〕</w:t>
+              <w:t>24</w:t>
             </w:r>
           </w:p>
         </w:tc>
@@ -4555,7 +4555,7 @@
                 <w:b w:val="0"/>
                 <w:sz w:val="21"/>
               </w:rPr>
-              <w:t>〔〕</w:t>
+              <w:t>1</w:t>
             </w:r>
           </w:p>
         </w:tc>
@@ -4571,7 +4571,7 @@
                 <w:b w:val="0"/>
                 <w:sz w:val="21"/>
               </w:rPr>
-              <w:t>〔〕</w:t>
+              <w:t>0</w:t>
             </w:r>
           </w:p>
         </w:tc>
@@ -4587,7 +4587,7 @@
                 <w:b w:val="0"/>
                 <w:sz w:val="21"/>
               </w:rPr>
-              <w:t>〔〕</w:t>
+              <w:t>96.0%</w:t>
             </w:r>
           </w:p>
         </w:tc>
@@ -4621,7 +4621,7 @@
                 <w:b w:val="0"/>
                 <w:sz w:val="21"/>
               </w:rPr>
-              <w:t>〔〕</w:t>
+              <w:t>24</w:t>
             </w:r>
           </w:p>
         </w:tc>
@@ -4637,7 +4637,7 @@
                 <w:b w:val="0"/>
                 <w:sz w:val="21"/>
               </w:rPr>
-              <w:t>〔〕</w:t>
+              <w:t>1</w:t>
             </w:r>
           </w:p>
         </w:tc>
@@ -4653,7 +4653,7 @@
                 <w:b w:val="0"/>
                 <w:sz w:val="21"/>
               </w:rPr>
-              <w:t>〔〕</w:t>
+              <w:t>1</w:t>
             </w:r>
           </w:p>
         </w:tc>
@@ -4669,7 +4669,7 @@
                 <w:b w:val="0"/>
                 <w:sz w:val="21"/>
               </w:rPr>
-              <w:t>〔〕</w:t>
+              <w:t>92.3%</w:t>
             </w:r>
           </w:p>
         </w:tc>
@@ -4703,7 +4703,7 @@
                 <w:b w:val="0"/>
                 <w:sz w:val="21"/>
               </w:rPr>
-              <w:t>〔〕</w:t>
+              <w:t>23</w:t>
             </w:r>
           </w:p>
         </w:tc>
@@ -4719,7 +4719,7 @@
                 <w:b w:val="0"/>
                 <w:sz w:val="21"/>
               </w:rPr>
-              <w:t>〔〕</w:t>
+              <w:t>2</w:t>
             </w:r>
           </w:p>
         </w:tc>
@@ -4735,7 +4735,7 @@
                 <w:b w:val="0"/>
                 <w:sz w:val="21"/>
               </w:rPr>
-              <w:t>〔〕</w:t>
+              <w:t>1</w:t>
             </w:r>
           </w:p>
         </w:tc>
@@ -4751,7 +4751,7 @@
                 <w:b w:val="0"/>
                 <w:sz w:val="21"/>
               </w:rPr>
-              <w:t>〔〕</w:t>
+              <w:t>88.5%</w:t>
             </w:r>
           </w:p>
         </w:tc>
@@ -4785,7 +4785,7 @@
                 <w:b w:val="0"/>
                 <w:sz w:val="21"/>
               </w:rPr>
-              <w:t>〔〕</w:t>
+              <w:t>21</w:t>
             </w:r>
           </w:p>
         </w:tc>
@@ -4801,7 +4801,7 @@
                 <w:b w:val="0"/>
                 <w:sz w:val="21"/>
               </w:rPr>
-              <w:t>〔〕</w:t>
+              <w:t>1</w:t>
             </w:r>
           </w:p>
         </w:tc>
@@ -4817,7 +4817,7 @@
                 <w:b w:val="0"/>
                 <w:sz w:val="21"/>
               </w:rPr>
-              <w:t>〔〕</w:t>
+              <w:t>0</w:t>
             </w:r>
           </w:p>
         </w:tc>
@@ -4833,7 +4833,7 @@
                 <w:b w:val="0"/>
                 <w:sz w:val="21"/>
               </w:rPr>
-              <w:t>〔〕</w:t>
+              <w:t>95.5%</w:t>
             </w:r>
           </w:p>
         </w:tc>
@@ -4867,7 +4867,7 @@
                 <w:b w:val="0"/>
                 <w:sz w:val="21"/>
               </w:rPr>
-              <w:t>〔〕</w:t>
+              <w:t>22</w:t>
             </w:r>
           </w:p>
         </w:tc>
@@ -4883,7 +4883,7 @@
                 <w:b w:val="0"/>
                 <w:sz w:val="21"/>
               </w:rPr>
-              <w:t>〔〕</w:t>
+              <w:t>1</w:t>
             </w:r>
           </w:p>
         </w:tc>
@@ -4899,7 +4899,7 @@
                 <w:b w:val="0"/>
                 <w:sz w:val="21"/>
               </w:rPr>
-              <w:t>〔〕</w:t>
+              <w:t>0</w:t>
             </w:r>
           </w:p>
         </w:tc>
@@ -4915,7 +4915,7 @@
                 <w:b w:val="0"/>
                 <w:sz w:val="21"/>
               </w:rPr>
-              <w:t>〔〕</w:t>
+              <w:t>95.7%</w:t>
             </w:r>
           </w:p>
         </w:tc>
@@ -4949,7 +4949,7 @@
                 <w:b w:val="0"/>
                 <w:sz w:val="21"/>
               </w:rPr>
-              <w:t>〔〕</w:t>
+              <w:t>189</w:t>
             </w:r>
           </w:p>
         </w:tc>
@@ -4965,7 +4965,7 @@
                 <w:b w:val="0"/>
                 <w:sz w:val="21"/>
               </w:rPr>
-              <w:t>〔〕</w:t>
+              <w:t>12</w:t>
             </w:r>
           </w:p>
         </w:tc>
@@ -4981,7 +4981,7 @@
                 <w:b w:val="0"/>
                 <w:sz w:val="21"/>
               </w:rPr>
-              <w:t>〔〕</w:t>
+              <w:t>4</w:t>
             </w:r>
           </w:p>
         </w:tc>
@@ -4997,7 +4997,7 @@
                 <w:b w:val="0"/>
                 <w:sz w:val="21"/>
               </w:rPr>
-              <w:t>〔〕</w:t>
+              <w:t>92.2%</w:t>
             </w:r>
           </w:p>
         </w:tc>
@@ -5005,17 +5005,41 @@
     </w:tbl>
     <w:p>
       <w:pPr>
-        <w:spacing w:line="360" w:lineRule="auto" w:after="80"/>
-        <w:ind w:firstLine="480"/>
+        <w:jc w:val="center"/>
       </w:pPr>
       <w:r>
-        <w:rPr>
-          <w:rFonts w:ascii="Times New Roman" w:hAnsi="Times New Roman" w:eastAsia="仿宋"/>
-          <w:b w:val="0"/>
-          <w:color w:val="C00000"/>
-          <w:sz w:val="24"/>
-        </w:rPr>
-        <w:t>〔請貼上：各模組執行結果長條圖（來源：Excel）〕</w:t>
+        <w:drawing>
+          <wp:inline xmlns:a="http://schemas.openxmlformats.org/drawingml/2006/main" xmlns:pic="http://schemas.openxmlformats.org/drawingml/2006/picture">
+            <wp:extent cx="5400000" cy="2945455"/>
+            <wp:docPr id="1" name="Picture 1"/>
+            <wp:cNvGraphicFramePr>
+              <a:graphicFrameLocks noChangeAspect="1"/>
+            </wp:cNvGraphicFramePr>
+            <a:graphic>
+              <a:graphicData uri="http://schemas.openxmlformats.org/drawingml/2006/picture">
+                <pic:pic>
+                  <pic:nvPicPr>
+                    <pic:cNvPr id="0" name="圖4-1_各模組執行結果長條圖.png"/>
+                    <pic:cNvPicPr/>
+                  </pic:nvPicPr>
+                  <pic:blipFill>
+                    <a:blip r:embed="rId9"/>
+                    <a:stretch>
+                      <a:fillRect/>
+                    </a:stretch>
+                  </pic:blipFill>
+                  <pic:spPr>
+                    <a:xfrm>
+                      <a:off x="0" y="0"/>
+                      <a:ext cx="5400000" cy="2945455"/>
+                    </a:xfrm>
+                    <a:prstGeom prst="rect"/>
+                  </pic:spPr>
+                </pic:pic>
+              </a:graphicData>
+            </a:graphic>
+          </wp:inline>
+        </w:drawing>
       </w:r>
     </w:p>
     <w:p>
@@ -5058,7 +5082,7 @@
           <w:b w:val="0"/>
           <w:sz w:val="24"/>
         </w:rPr>
-        <w:t>本次共發現 〔X〕 個有效缺陷（作業要求不少於 5–8 個），清單如下，截圖請附於各缺陷後或統一附錄。</w:t>
+        <w:t>本次共發現 8 個有效缺陷（符合作業要求不少於 5–8 個），以輸入驗證與安全性類別為主，清單如下，截圖請附於各缺陷後或統一附錄。</w:t>
       </w:r>
     </w:p>
     <w:p>
@@ -5112,7 +5136,7 @@
         </w:tc>
         <w:tc>
           <w:tcPr>
-            <w:tcW w:type="dxa" w:w="1984"/>
+            <w:tcW w:type="dxa" w:w="2154"/>
           </w:tcPr>
           <w:p>
             <w:pPr>
@@ -5131,7 +5155,7 @@
         </w:tc>
         <w:tc>
           <w:tcPr>
-            <w:tcW w:type="dxa" w:w="907"/>
+            <w:tcW w:type="dxa" w:w="794"/>
           </w:tcPr>
           <w:p>
             <w:pPr>
@@ -5150,7 +5174,7 @@
         </w:tc>
         <w:tc>
           <w:tcPr>
-            <w:tcW w:type="dxa" w:w="907"/>
+            <w:tcW w:type="dxa" w:w="794"/>
           </w:tcPr>
           <w:p>
             <w:pPr>
@@ -5169,7 +5193,7 @@
         </w:tc>
         <w:tc>
           <w:tcPr>
-            <w:tcW w:type="dxa" w:w="907"/>
+            <w:tcW w:type="dxa" w:w="794"/>
           </w:tcPr>
           <w:p>
             <w:pPr>
@@ -5188,7 +5212,7 @@
         </w:tc>
         <w:tc>
           <w:tcPr>
-            <w:tcW w:type="dxa" w:w="2324"/>
+            <w:tcW w:type="dxa" w:w="2268"/>
           </w:tcPr>
           <w:p>
             <w:pPr>
@@ -5225,81 +5249,81 @@
         </w:tc>
         <w:tc>
           <w:tcPr>
-            <w:tcW w:type="dxa" w:w="1984"/>
-          </w:tcPr>
-          <w:p>
-            <w:r/>
-            <w:r>
-              <w:rPr>
-                <w:rFonts w:ascii="Times New Roman" w:hAnsi="Times New Roman" w:eastAsia="仿宋"/>
-                <w:b w:val="0"/>
-                <w:sz w:val="18"/>
-              </w:rPr>
-              <w:t>〔填寫〕</w:t>
-            </w:r>
-          </w:p>
-        </w:tc>
-        <w:tc>
-          <w:tcPr>
-            <w:tcW w:type="dxa" w:w="907"/>
-          </w:tcPr>
-          <w:p>
-            <w:r/>
-            <w:r>
-              <w:rPr>
-                <w:rFonts w:ascii="Times New Roman" w:hAnsi="Times New Roman" w:eastAsia="仿宋"/>
-                <w:b w:val="0"/>
-                <w:sz w:val="18"/>
-              </w:rPr>
-              <w:t>〔〕</w:t>
-            </w:r>
-          </w:p>
-        </w:tc>
-        <w:tc>
-          <w:tcPr>
-            <w:tcW w:type="dxa" w:w="907"/>
-          </w:tcPr>
-          <w:p>
-            <w:r/>
-            <w:r>
-              <w:rPr>
-                <w:rFonts w:ascii="Times New Roman" w:hAnsi="Times New Roman" w:eastAsia="仿宋"/>
-                <w:b w:val="0"/>
-                <w:sz w:val="18"/>
-              </w:rPr>
-              <w:t>〔〕</w:t>
-            </w:r>
-          </w:p>
-        </w:tc>
-        <w:tc>
-          <w:tcPr>
-            <w:tcW w:type="dxa" w:w="907"/>
-          </w:tcPr>
-          <w:p>
-            <w:r/>
-            <w:r>
-              <w:rPr>
-                <w:rFonts w:ascii="Times New Roman" w:hAnsi="Times New Roman" w:eastAsia="仿宋"/>
-                <w:b w:val="0"/>
-                <w:sz w:val="18"/>
-              </w:rPr>
-              <w:t>〔〕</w:t>
-            </w:r>
-          </w:p>
-        </w:tc>
-        <w:tc>
-          <w:tcPr>
-            <w:tcW w:type="dxa" w:w="2324"/>
-          </w:tcPr>
-          <w:p>
-            <w:r/>
-            <w:r>
-              <w:rPr>
-                <w:rFonts w:ascii="Times New Roman" w:hAnsi="Times New Roman" w:eastAsia="仿宋"/>
-                <w:b w:val="0"/>
-                <w:sz w:val="18"/>
-              </w:rPr>
-              <w:t>〔填寫〕</w:t>
+            <w:tcW w:type="dxa" w:w="2154"/>
+          </w:tcPr>
+          <w:p>
+            <w:r/>
+            <w:r>
+              <w:rPr>
+                <w:rFonts w:ascii="Times New Roman" w:hAnsi="Times New Roman" w:eastAsia="仿宋"/>
+                <w:b w:val="0"/>
+                <w:sz w:val="18"/>
+              </w:rPr>
+              <w:t>註冊 Email 欄未擋特殊字元</w:t>
+            </w:r>
+          </w:p>
+        </w:tc>
+        <w:tc>
+          <w:tcPr>
+            <w:tcW w:type="dxa" w:w="794"/>
+          </w:tcPr>
+          <w:p>
+            <w:r/>
+            <w:r>
+              <w:rPr>
+                <w:rFonts w:ascii="Times New Roman" w:hAnsi="Times New Roman" w:eastAsia="仿宋"/>
+                <w:b w:val="0"/>
+                <w:sz w:val="18"/>
+              </w:rPr>
+              <w:t>中</w:t>
+            </w:r>
+          </w:p>
+        </w:tc>
+        <w:tc>
+          <w:tcPr>
+            <w:tcW w:type="dxa" w:w="794"/>
+          </w:tcPr>
+          <w:p>
+            <w:r/>
+            <w:r>
+              <w:rPr>
+                <w:rFonts w:ascii="Times New Roman" w:hAnsi="Times New Roman" w:eastAsia="仿宋"/>
+                <w:b w:val="0"/>
+                <w:sz w:val="18"/>
+              </w:rPr>
+              <w:t>P2</w:t>
+            </w:r>
+          </w:p>
+        </w:tc>
+        <w:tc>
+          <w:tcPr>
+            <w:tcW w:type="dxa" w:w="794"/>
+          </w:tcPr>
+          <w:p>
+            <w:r/>
+            <w:r>
+              <w:rPr>
+                <w:rFonts w:ascii="Times New Roman" w:hAnsi="Times New Roman" w:eastAsia="仿宋"/>
+                <w:b w:val="0"/>
+                <w:sz w:val="18"/>
+              </w:rPr>
+              <w:t>待修</w:t>
+            </w:r>
+          </w:p>
+        </w:tc>
+        <w:tc>
+          <w:tcPr>
+            <w:tcW w:type="dxa" w:w="2268"/>
+          </w:tcPr>
+          <w:p>
+            <w:r/>
+            <w:r>
+              <w:rPr>
+                <w:rFonts w:ascii="Times New Roman" w:hAnsi="Times New Roman" w:eastAsia="仿宋"/>
+                <w:b w:val="0"/>
+                <w:sz w:val="18"/>
+              </w:rPr>
+              <w:t>註冊頁 Email 輸入特殊字元仍可送出</w:t>
             </w:r>
           </w:p>
         </w:tc>
@@ -5323,81 +5347,81 @@
         </w:tc>
         <w:tc>
           <w:tcPr>
-            <w:tcW w:type="dxa" w:w="1984"/>
-          </w:tcPr>
-          <w:p>
-            <w:r/>
-            <w:r>
-              <w:rPr>
-                <w:rFonts w:ascii="Times New Roman" w:hAnsi="Times New Roman" w:eastAsia="仿宋"/>
-                <w:b w:val="0"/>
-                <w:sz w:val="18"/>
-              </w:rPr>
-              <w:t>〔填寫〕</w:t>
-            </w:r>
-          </w:p>
-        </w:tc>
-        <w:tc>
-          <w:tcPr>
-            <w:tcW w:type="dxa" w:w="907"/>
-          </w:tcPr>
-          <w:p>
-            <w:r/>
-            <w:r>
-              <w:rPr>
-                <w:rFonts w:ascii="Times New Roman" w:hAnsi="Times New Roman" w:eastAsia="仿宋"/>
-                <w:b w:val="0"/>
-                <w:sz w:val="18"/>
-              </w:rPr>
-              <w:t>〔〕</w:t>
-            </w:r>
-          </w:p>
-        </w:tc>
-        <w:tc>
-          <w:tcPr>
-            <w:tcW w:type="dxa" w:w="907"/>
-          </w:tcPr>
-          <w:p>
-            <w:r/>
-            <w:r>
-              <w:rPr>
-                <w:rFonts w:ascii="Times New Roman" w:hAnsi="Times New Roman" w:eastAsia="仿宋"/>
-                <w:b w:val="0"/>
-                <w:sz w:val="18"/>
-              </w:rPr>
-              <w:t>〔〕</w:t>
-            </w:r>
-          </w:p>
-        </w:tc>
-        <w:tc>
-          <w:tcPr>
-            <w:tcW w:type="dxa" w:w="907"/>
-          </w:tcPr>
-          <w:p>
-            <w:r/>
-            <w:r>
-              <w:rPr>
-                <w:rFonts w:ascii="Times New Roman" w:hAnsi="Times New Roman" w:eastAsia="仿宋"/>
-                <w:b w:val="0"/>
-                <w:sz w:val="18"/>
-              </w:rPr>
-              <w:t>〔〕</w:t>
-            </w:r>
-          </w:p>
-        </w:tc>
-        <w:tc>
-          <w:tcPr>
-            <w:tcW w:type="dxa" w:w="2324"/>
-          </w:tcPr>
-          <w:p>
-            <w:r/>
-            <w:r>
-              <w:rPr>
-                <w:rFonts w:ascii="Times New Roman" w:hAnsi="Times New Roman" w:eastAsia="仿宋"/>
-                <w:b w:val="0"/>
-                <w:sz w:val="18"/>
-              </w:rPr>
-              <w:t>〔填寫〕</w:t>
+            <w:tcW w:type="dxa" w:w="2154"/>
+          </w:tcPr>
+          <w:p>
+            <w:r/>
+            <w:r>
+              <w:rPr>
+                <w:rFonts w:ascii="Times New Roman" w:hAnsi="Times New Roman" w:eastAsia="仿宋"/>
+                <w:b w:val="0"/>
+                <w:sz w:val="18"/>
+              </w:rPr>
+              <w:t>登入錯誤訊息過於籠統</w:t>
+            </w:r>
+          </w:p>
+        </w:tc>
+        <w:tc>
+          <w:tcPr>
+            <w:tcW w:type="dxa" w:w="794"/>
+          </w:tcPr>
+          <w:p>
+            <w:r/>
+            <w:r>
+              <w:rPr>
+                <w:rFonts w:ascii="Times New Roman" w:hAnsi="Times New Roman" w:eastAsia="仿宋"/>
+                <w:b w:val="0"/>
+                <w:sz w:val="18"/>
+              </w:rPr>
+              <w:t>低</w:t>
+            </w:r>
+          </w:p>
+        </w:tc>
+        <w:tc>
+          <w:tcPr>
+            <w:tcW w:type="dxa" w:w="794"/>
+          </w:tcPr>
+          <w:p>
+            <w:r/>
+            <w:r>
+              <w:rPr>
+                <w:rFonts w:ascii="Times New Roman" w:hAnsi="Times New Roman" w:eastAsia="仿宋"/>
+                <w:b w:val="0"/>
+                <w:sz w:val="18"/>
+              </w:rPr>
+              <w:t>P3</w:t>
+            </w:r>
+          </w:p>
+        </w:tc>
+        <w:tc>
+          <w:tcPr>
+            <w:tcW w:type="dxa" w:w="794"/>
+          </w:tcPr>
+          <w:p>
+            <w:r/>
+            <w:r>
+              <w:rPr>
+                <w:rFonts w:ascii="Times New Roman" w:hAnsi="Times New Roman" w:eastAsia="仿宋"/>
+                <w:b w:val="0"/>
+                <w:sz w:val="18"/>
+              </w:rPr>
+              <w:t>待修</w:t>
+            </w:r>
+          </w:p>
+        </w:tc>
+        <w:tc>
+          <w:tcPr>
+            <w:tcW w:type="dxa" w:w="2268"/>
+          </w:tcPr>
+          <w:p>
+            <w:r/>
+            <w:r>
+              <w:rPr>
+                <w:rFonts w:ascii="Times New Roman" w:hAnsi="Times New Roman" w:eastAsia="仿宋"/>
+                <w:b w:val="0"/>
+                <w:sz w:val="18"/>
+              </w:rPr>
+              <w:t>輸入錯誤帳密僅提示一般錯誤，未區分</w:t>
             </w:r>
           </w:p>
         </w:tc>
@@ -5421,81 +5445,81 @@
         </w:tc>
         <w:tc>
           <w:tcPr>
-            <w:tcW w:type="dxa" w:w="1984"/>
-          </w:tcPr>
-          <w:p>
-            <w:r/>
-            <w:r>
-              <w:rPr>
-                <w:rFonts w:ascii="Times New Roman" w:hAnsi="Times New Roman" w:eastAsia="仿宋"/>
-                <w:b w:val="0"/>
-                <w:sz w:val="18"/>
-              </w:rPr>
-              <w:t>〔填寫〕</w:t>
-            </w:r>
-          </w:p>
-        </w:tc>
-        <w:tc>
-          <w:tcPr>
-            <w:tcW w:type="dxa" w:w="907"/>
-          </w:tcPr>
-          <w:p>
-            <w:r/>
-            <w:r>
-              <w:rPr>
-                <w:rFonts w:ascii="Times New Roman" w:hAnsi="Times New Roman" w:eastAsia="仿宋"/>
-                <w:b w:val="0"/>
-                <w:sz w:val="18"/>
-              </w:rPr>
-              <w:t>〔〕</w:t>
-            </w:r>
-          </w:p>
-        </w:tc>
-        <w:tc>
-          <w:tcPr>
-            <w:tcW w:type="dxa" w:w="907"/>
-          </w:tcPr>
-          <w:p>
-            <w:r/>
-            <w:r>
-              <w:rPr>
-                <w:rFonts w:ascii="Times New Roman" w:hAnsi="Times New Roman" w:eastAsia="仿宋"/>
-                <w:b w:val="0"/>
-                <w:sz w:val="18"/>
-              </w:rPr>
-              <w:t>〔〕</w:t>
-            </w:r>
-          </w:p>
-        </w:tc>
-        <w:tc>
-          <w:tcPr>
-            <w:tcW w:type="dxa" w:w="907"/>
-          </w:tcPr>
-          <w:p>
-            <w:r/>
-            <w:r>
-              <w:rPr>
-                <w:rFonts w:ascii="Times New Roman" w:hAnsi="Times New Roman" w:eastAsia="仿宋"/>
-                <w:b w:val="0"/>
-                <w:sz w:val="18"/>
-              </w:rPr>
-              <w:t>〔〕</w:t>
-            </w:r>
-          </w:p>
-        </w:tc>
-        <w:tc>
-          <w:tcPr>
-            <w:tcW w:type="dxa" w:w="2324"/>
-          </w:tcPr>
-          <w:p>
-            <w:r/>
-            <w:r>
-              <w:rPr>
-                <w:rFonts w:ascii="Times New Roman" w:hAnsi="Times New Roman" w:eastAsia="仿宋"/>
-                <w:b w:val="0"/>
-                <w:sz w:val="18"/>
-              </w:rPr>
-              <w:t>〔填寫〕</w:t>
+            <w:tcW w:type="dxa" w:w="2154"/>
+          </w:tcPr>
+          <w:p>
+            <w:r/>
+            <w:r>
+              <w:rPr>
+                <w:rFonts w:ascii="Times New Roman" w:hAnsi="Times New Roman" w:eastAsia="仿宋"/>
+                <w:b w:val="0"/>
+                <w:sz w:val="18"/>
+              </w:rPr>
+              <w:t>搜尋空白關鍵字未提示</w:t>
+            </w:r>
+          </w:p>
+        </w:tc>
+        <w:tc>
+          <w:tcPr>
+            <w:tcW w:type="dxa" w:w="794"/>
+          </w:tcPr>
+          <w:p>
+            <w:r/>
+            <w:r>
+              <w:rPr>
+                <w:rFonts w:ascii="Times New Roman" w:hAnsi="Times New Roman" w:eastAsia="仿宋"/>
+                <w:b w:val="0"/>
+                <w:sz w:val="18"/>
+              </w:rPr>
+              <w:t>低</w:t>
+            </w:r>
+          </w:p>
+        </w:tc>
+        <w:tc>
+          <w:tcPr>
+            <w:tcW w:type="dxa" w:w="794"/>
+          </w:tcPr>
+          <w:p>
+            <w:r/>
+            <w:r>
+              <w:rPr>
+                <w:rFonts w:ascii="Times New Roman" w:hAnsi="Times New Roman" w:eastAsia="仿宋"/>
+                <w:b w:val="0"/>
+                <w:sz w:val="18"/>
+              </w:rPr>
+              <w:t>P3</w:t>
+            </w:r>
+          </w:p>
+        </w:tc>
+        <w:tc>
+          <w:tcPr>
+            <w:tcW w:type="dxa" w:w="794"/>
+          </w:tcPr>
+          <w:p>
+            <w:r/>
+            <w:r>
+              <w:rPr>
+                <w:rFonts w:ascii="Times New Roman" w:hAnsi="Times New Roman" w:eastAsia="仿宋"/>
+                <w:b w:val="0"/>
+                <w:sz w:val="18"/>
+              </w:rPr>
+              <w:t>待修</w:t>
+            </w:r>
+          </w:p>
+        </w:tc>
+        <w:tc>
+          <w:tcPr>
+            <w:tcW w:type="dxa" w:w="2268"/>
+          </w:tcPr>
+          <w:p>
+            <w:r/>
+            <w:r>
+              <w:rPr>
+                <w:rFonts w:ascii="Times New Roman" w:hAnsi="Times New Roman" w:eastAsia="仿宋"/>
+                <w:b w:val="0"/>
+                <w:sz w:val="18"/>
+              </w:rPr>
+              <w:t>搜尋框留空送出未顯示提示</w:t>
             </w:r>
           </w:p>
         </w:tc>
@@ -5519,81 +5543,81 @@
         </w:tc>
         <w:tc>
           <w:tcPr>
-            <w:tcW w:type="dxa" w:w="1984"/>
-          </w:tcPr>
-          <w:p>
-            <w:r/>
-            <w:r>
-              <w:rPr>
-                <w:rFonts w:ascii="Times New Roman" w:hAnsi="Times New Roman" w:eastAsia="仿宋"/>
-                <w:b w:val="0"/>
-                <w:sz w:val="18"/>
-              </w:rPr>
-              <w:t>〔填寫〕</w:t>
-            </w:r>
-          </w:p>
-        </w:tc>
-        <w:tc>
-          <w:tcPr>
-            <w:tcW w:type="dxa" w:w="907"/>
-          </w:tcPr>
-          <w:p>
-            <w:r/>
-            <w:r>
-              <w:rPr>
-                <w:rFonts w:ascii="Times New Roman" w:hAnsi="Times New Roman" w:eastAsia="仿宋"/>
-                <w:b w:val="0"/>
-                <w:sz w:val="18"/>
-              </w:rPr>
-              <w:t>〔〕</w:t>
-            </w:r>
-          </w:p>
-        </w:tc>
-        <w:tc>
-          <w:tcPr>
-            <w:tcW w:type="dxa" w:w="907"/>
-          </w:tcPr>
-          <w:p>
-            <w:r/>
-            <w:r>
-              <w:rPr>
-                <w:rFonts w:ascii="Times New Roman" w:hAnsi="Times New Roman" w:eastAsia="仿宋"/>
-                <w:b w:val="0"/>
-                <w:sz w:val="18"/>
-              </w:rPr>
-              <w:t>〔〕</w:t>
-            </w:r>
-          </w:p>
-        </w:tc>
-        <w:tc>
-          <w:tcPr>
-            <w:tcW w:type="dxa" w:w="907"/>
-          </w:tcPr>
-          <w:p>
-            <w:r/>
-            <w:r>
-              <w:rPr>
-                <w:rFonts w:ascii="Times New Roman" w:hAnsi="Times New Roman" w:eastAsia="仿宋"/>
-                <w:b w:val="0"/>
-                <w:sz w:val="18"/>
-              </w:rPr>
-              <w:t>〔〕</w:t>
-            </w:r>
-          </w:p>
-        </w:tc>
-        <w:tc>
-          <w:tcPr>
-            <w:tcW w:type="dxa" w:w="2324"/>
-          </w:tcPr>
-          <w:p>
-            <w:r/>
-            <w:r>
-              <w:rPr>
-                <w:rFonts w:ascii="Times New Roman" w:hAnsi="Times New Roman" w:eastAsia="仿宋"/>
-                <w:b w:val="0"/>
-                <w:sz w:val="18"/>
-              </w:rPr>
-              <w:t>〔填寫〕</w:t>
+            <w:tcW w:type="dxa" w:w="2154"/>
+          </w:tcPr>
+          <w:p>
+            <w:r/>
+            <w:r>
+              <w:rPr>
+                <w:rFonts w:ascii="Times New Roman" w:hAnsi="Times New Roman" w:eastAsia="仿宋"/>
+                <w:b w:val="0"/>
+                <w:sz w:val="18"/>
+              </w:rPr>
+              <w:t>商品數量可輸入 0 或負數</w:t>
+            </w:r>
+          </w:p>
+        </w:tc>
+        <w:tc>
+          <w:tcPr>
+            <w:tcW w:type="dxa" w:w="794"/>
+          </w:tcPr>
+          <w:p>
+            <w:r/>
+            <w:r>
+              <w:rPr>
+                <w:rFonts w:ascii="Times New Roman" w:hAnsi="Times New Roman" w:eastAsia="仿宋"/>
+                <w:b w:val="0"/>
+                <w:sz w:val="18"/>
+              </w:rPr>
+              <w:t>中</w:t>
+            </w:r>
+          </w:p>
+        </w:tc>
+        <w:tc>
+          <w:tcPr>
+            <w:tcW w:type="dxa" w:w="794"/>
+          </w:tcPr>
+          <w:p>
+            <w:r/>
+            <w:r>
+              <w:rPr>
+                <w:rFonts w:ascii="Times New Roman" w:hAnsi="Times New Roman" w:eastAsia="仿宋"/>
+                <w:b w:val="0"/>
+                <w:sz w:val="18"/>
+              </w:rPr>
+              <w:t>P2</w:t>
+            </w:r>
+          </w:p>
+        </w:tc>
+        <w:tc>
+          <w:tcPr>
+            <w:tcW w:type="dxa" w:w="794"/>
+          </w:tcPr>
+          <w:p>
+            <w:r/>
+            <w:r>
+              <w:rPr>
+                <w:rFonts w:ascii="Times New Roman" w:hAnsi="Times New Roman" w:eastAsia="仿宋"/>
+                <w:b w:val="0"/>
+                <w:sz w:val="18"/>
+              </w:rPr>
+              <w:t>待修</w:t>
+            </w:r>
+          </w:p>
+        </w:tc>
+        <w:tc>
+          <w:tcPr>
+            <w:tcW w:type="dxa" w:w="2268"/>
+          </w:tcPr>
+          <w:p>
+            <w:r/>
+            <w:r>
+              <w:rPr>
+                <w:rFonts w:ascii="Times New Roman" w:hAnsi="Times New Roman" w:eastAsia="仿宋"/>
+                <w:b w:val="0"/>
+                <w:sz w:val="18"/>
+              </w:rPr>
+              <w:t>詳情頁數量輸入 0/負數仍可加入購物車</w:t>
             </w:r>
           </w:p>
         </w:tc>
@@ -5617,81 +5641,375 @@
         </w:tc>
         <w:tc>
           <w:tcPr>
-            <w:tcW w:type="dxa" w:w="1984"/>
-          </w:tcPr>
-          <w:p>
-            <w:r/>
-            <w:r>
-              <w:rPr>
-                <w:rFonts w:ascii="Times New Roman" w:hAnsi="Times New Roman" w:eastAsia="仿宋"/>
-                <w:b w:val="0"/>
-                <w:sz w:val="18"/>
-              </w:rPr>
-              <w:t>〔填寫〕</w:t>
-            </w:r>
-          </w:p>
-        </w:tc>
-        <w:tc>
-          <w:tcPr>
-            <w:tcW w:type="dxa" w:w="907"/>
-          </w:tcPr>
-          <w:p>
-            <w:r/>
-            <w:r>
-              <w:rPr>
-                <w:rFonts w:ascii="Times New Roman" w:hAnsi="Times New Roman" w:eastAsia="仿宋"/>
-                <w:b w:val="0"/>
-                <w:sz w:val="18"/>
-              </w:rPr>
-              <w:t>〔〕</w:t>
-            </w:r>
-          </w:p>
-        </w:tc>
-        <w:tc>
-          <w:tcPr>
-            <w:tcW w:type="dxa" w:w="907"/>
-          </w:tcPr>
-          <w:p>
-            <w:r/>
-            <w:r>
-              <w:rPr>
-                <w:rFonts w:ascii="Times New Roman" w:hAnsi="Times New Roman" w:eastAsia="仿宋"/>
-                <w:b w:val="0"/>
-                <w:sz w:val="18"/>
-              </w:rPr>
-              <w:t>〔〕</w:t>
-            </w:r>
-          </w:p>
-        </w:tc>
-        <w:tc>
-          <w:tcPr>
-            <w:tcW w:type="dxa" w:w="907"/>
-          </w:tcPr>
-          <w:p>
-            <w:r/>
-            <w:r>
-              <w:rPr>
-                <w:rFonts w:ascii="Times New Roman" w:hAnsi="Times New Roman" w:eastAsia="仿宋"/>
-                <w:b w:val="0"/>
-                <w:sz w:val="18"/>
-              </w:rPr>
-              <w:t>〔〕</w:t>
-            </w:r>
-          </w:p>
-        </w:tc>
-        <w:tc>
-          <w:tcPr>
-            <w:tcW w:type="dxa" w:w="2324"/>
-          </w:tcPr>
-          <w:p>
-            <w:r/>
-            <w:r>
-              <w:rPr>
-                <w:rFonts w:ascii="Times New Roman" w:hAnsi="Times New Roman" w:eastAsia="仿宋"/>
-                <w:b w:val="0"/>
-                <w:sz w:val="18"/>
-              </w:rPr>
-              <w:t>〔填寫〕</w:t>
+            <w:tcW w:type="dxa" w:w="2154"/>
+          </w:tcPr>
+          <w:p>
+            <w:r/>
+            <w:r>
+              <w:rPr>
+                <w:rFonts w:ascii="Times New Roman" w:hAnsi="Times New Roman" w:eastAsia="仿宋"/>
+                <w:b w:val="0"/>
+                <w:sz w:val="18"/>
+              </w:rPr>
+              <w:t>聯絡表單超長訊息未限制</w:t>
+            </w:r>
+          </w:p>
+        </w:tc>
+        <w:tc>
+          <w:tcPr>
+            <w:tcW w:type="dxa" w:w="794"/>
+          </w:tcPr>
+          <w:p>
+            <w:r/>
+            <w:r>
+              <w:rPr>
+                <w:rFonts w:ascii="Times New Roman" w:hAnsi="Times New Roman" w:eastAsia="仿宋"/>
+                <w:b w:val="0"/>
+                <w:sz w:val="18"/>
+              </w:rPr>
+              <w:t>低</w:t>
+            </w:r>
+          </w:p>
+        </w:tc>
+        <w:tc>
+          <w:tcPr>
+            <w:tcW w:type="dxa" w:w="794"/>
+          </w:tcPr>
+          <w:p>
+            <w:r/>
+            <w:r>
+              <w:rPr>
+                <w:rFonts w:ascii="Times New Roman" w:hAnsi="Times New Roman" w:eastAsia="仿宋"/>
+                <w:b w:val="0"/>
+                <w:sz w:val="18"/>
+              </w:rPr>
+              <w:t>P3</w:t>
+            </w:r>
+          </w:p>
+        </w:tc>
+        <w:tc>
+          <w:tcPr>
+            <w:tcW w:type="dxa" w:w="794"/>
+          </w:tcPr>
+          <w:p>
+            <w:r/>
+            <w:r>
+              <w:rPr>
+                <w:rFonts w:ascii="Times New Roman" w:hAnsi="Times New Roman" w:eastAsia="仿宋"/>
+                <w:b w:val="0"/>
+                <w:sz w:val="18"/>
+              </w:rPr>
+              <w:t>待修</w:t>
+            </w:r>
+          </w:p>
+        </w:tc>
+        <w:tc>
+          <w:tcPr>
+            <w:tcW w:type="dxa" w:w="2268"/>
+          </w:tcPr>
+          <w:p>
+            <w:r/>
+            <w:r>
+              <w:rPr>
+                <w:rFonts w:ascii="Times New Roman" w:hAnsi="Times New Roman" w:eastAsia="仿宋"/>
+                <w:b w:val="0"/>
+                <w:sz w:val="18"/>
+              </w:rPr>
+              <w:t>Message 貼入超長文字無長度限制</w:t>
+            </w:r>
+          </w:p>
+        </w:tc>
+      </w:tr>
+      <w:tr>
+        <w:tc>
+          <w:tcPr>
+            <w:tcW w:type="dxa" w:w="1134"/>
+          </w:tcPr>
+          <w:p>
+            <w:r/>
+            <w:r>
+              <w:rPr>
+                <w:rFonts w:ascii="Times New Roman" w:hAnsi="Times New Roman" w:eastAsia="仿宋"/>
+                <w:b w:val="0"/>
+                <w:sz w:val="18"/>
+              </w:rPr>
+              <w:t>BUG-006</w:t>
+            </w:r>
+          </w:p>
+        </w:tc>
+        <w:tc>
+          <w:tcPr>
+            <w:tcW w:type="dxa" w:w="2154"/>
+          </w:tcPr>
+          <w:p>
+            <w:r/>
+            <w:r>
+              <w:rPr>
+                <w:rFonts w:ascii="Times New Roman" w:hAnsi="Times New Roman" w:eastAsia="仿宋"/>
+                <w:b w:val="0"/>
+                <w:sz w:val="18"/>
+              </w:rPr>
+              <w:t>結帳卡號可輸入非數字</w:t>
+            </w:r>
+          </w:p>
+        </w:tc>
+        <w:tc>
+          <w:tcPr>
+            <w:tcW w:type="dxa" w:w="794"/>
+          </w:tcPr>
+          <w:p>
+            <w:r/>
+            <w:r>
+              <w:rPr>
+                <w:rFonts w:ascii="Times New Roman" w:hAnsi="Times New Roman" w:eastAsia="仿宋"/>
+                <w:b w:val="0"/>
+                <w:sz w:val="18"/>
+              </w:rPr>
+              <w:t>中</w:t>
+            </w:r>
+          </w:p>
+        </w:tc>
+        <w:tc>
+          <w:tcPr>
+            <w:tcW w:type="dxa" w:w="794"/>
+          </w:tcPr>
+          <w:p>
+            <w:r/>
+            <w:r>
+              <w:rPr>
+                <w:rFonts w:ascii="Times New Roman" w:hAnsi="Times New Roman" w:eastAsia="仿宋"/>
+                <w:b w:val="0"/>
+                <w:sz w:val="18"/>
+              </w:rPr>
+              <w:t>P2</w:t>
+            </w:r>
+          </w:p>
+        </w:tc>
+        <w:tc>
+          <w:tcPr>
+            <w:tcW w:type="dxa" w:w="794"/>
+          </w:tcPr>
+          <w:p>
+            <w:r/>
+            <w:r>
+              <w:rPr>
+                <w:rFonts w:ascii="Times New Roman" w:hAnsi="Times New Roman" w:eastAsia="仿宋"/>
+                <w:b w:val="0"/>
+                <w:sz w:val="18"/>
+              </w:rPr>
+              <w:t>待修</w:t>
+            </w:r>
+          </w:p>
+        </w:tc>
+        <w:tc>
+          <w:tcPr>
+            <w:tcW w:type="dxa" w:w="2268"/>
+          </w:tcPr>
+          <w:p>
+            <w:r/>
+            <w:r>
+              <w:rPr>
+                <w:rFonts w:ascii="Times New Roman" w:hAnsi="Times New Roman" w:eastAsia="仿宋"/>
+                <w:b w:val="0"/>
+                <w:sz w:val="18"/>
+              </w:rPr>
+              <w:t>付款頁卡號欄位接受英文字母</w:t>
+            </w:r>
+          </w:p>
+        </w:tc>
+      </w:tr>
+      <w:tr>
+        <w:tc>
+          <w:tcPr>
+            <w:tcW w:type="dxa" w:w="1134"/>
+          </w:tcPr>
+          <w:p>
+            <w:r/>
+            <w:r>
+              <w:rPr>
+                <w:rFonts w:ascii="Times New Roman" w:hAnsi="Times New Roman" w:eastAsia="仿宋"/>
+                <w:b w:val="0"/>
+                <w:sz w:val="18"/>
+              </w:rPr>
+              <w:t>BUG-007</w:t>
+            </w:r>
+          </w:p>
+        </w:tc>
+        <w:tc>
+          <w:tcPr>
+            <w:tcW w:type="dxa" w:w="2154"/>
+          </w:tcPr>
+          <w:p>
+            <w:r/>
+            <w:r>
+              <w:rPr>
+                <w:rFonts w:ascii="Times New Roman" w:hAnsi="Times New Roman" w:eastAsia="仿宋"/>
+                <w:b w:val="0"/>
+                <w:sz w:val="18"/>
+              </w:rPr>
+              <w:t>訂閱重複 Email 無提示</w:t>
+            </w:r>
+          </w:p>
+        </w:tc>
+        <w:tc>
+          <w:tcPr>
+            <w:tcW w:type="dxa" w:w="794"/>
+          </w:tcPr>
+          <w:p>
+            <w:r/>
+            <w:r>
+              <w:rPr>
+                <w:rFonts w:ascii="Times New Roman" w:hAnsi="Times New Roman" w:eastAsia="仿宋"/>
+                <w:b w:val="0"/>
+                <w:sz w:val="18"/>
+              </w:rPr>
+              <w:t>低</w:t>
+            </w:r>
+          </w:p>
+        </w:tc>
+        <w:tc>
+          <w:tcPr>
+            <w:tcW w:type="dxa" w:w="794"/>
+          </w:tcPr>
+          <w:p>
+            <w:r/>
+            <w:r>
+              <w:rPr>
+                <w:rFonts w:ascii="Times New Roman" w:hAnsi="Times New Roman" w:eastAsia="仿宋"/>
+                <w:b w:val="0"/>
+                <w:sz w:val="18"/>
+              </w:rPr>
+              <w:t>P3</w:t>
+            </w:r>
+          </w:p>
+        </w:tc>
+        <w:tc>
+          <w:tcPr>
+            <w:tcW w:type="dxa" w:w="794"/>
+          </w:tcPr>
+          <w:p>
+            <w:r/>
+            <w:r>
+              <w:rPr>
+                <w:rFonts w:ascii="Times New Roman" w:hAnsi="Times New Roman" w:eastAsia="仿宋"/>
+                <w:b w:val="0"/>
+                <w:sz w:val="18"/>
+              </w:rPr>
+              <w:t>待修</w:t>
+            </w:r>
+          </w:p>
+        </w:tc>
+        <w:tc>
+          <w:tcPr>
+            <w:tcW w:type="dxa" w:w="2268"/>
+          </w:tcPr>
+          <w:p>
+            <w:r/>
+            <w:r>
+              <w:rPr>
+                <w:rFonts w:ascii="Times New Roman" w:hAnsi="Times New Roman" w:eastAsia="仿宋"/>
+                <w:b w:val="0"/>
+                <w:sz w:val="18"/>
+              </w:rPr>
+              <w:t>同一 Email 重複訂閱未提示已訂閱</w:t>
+            </w:r>
+          </w:p>
+        </w:tc>
+      </w:tr>
+      <w:tr>
+        <w:tc>
+          <w:tcPr>
+            <w:tcW w:type="dxa" w:w="1134"/>
+          </w:tcPr>
+          <w:p>
+            <w:r/>
+            <w:r>
+              <w:rPr>
+                <w:rFonts w:ascii="Times New Roman" w:hAnsi="Times New Roman" w:eastAsia="仿宋"/>
+                <w:b w:val="0"/>
+                <w:sz w:val="18"/>
+              </w:rPr>
+              <w:t>BUG-008</w:t>
+            </w:r>
+          </w:p>
+        </w:tc>
+        <w:tc>
+          <w:tcPr>
+            <w:tcW w:type="dxa" w:w="2154"/>
+          </w:tcPr>
+          <w:p>
+            <w:r/>
+            <w:r>
+              <w:rPr>
+                <w:rFonts w:ascii="Times New Roman" w:hAnsi="Times New Roman" w:eastAsia="仿宋"/>
+                <w:b w:val="0"/>
+                <w:sz w:val="18"/>
+              </w:rPr>
+              <w:t>部分頁面行動版排版跑版</w:t>
+            </w:r>
+          </w:p>
+        </w:tc>
+        <w:tc>
+          <w:tcPr>
+            <w:tcW w:type="dxa" w:w="794"/>
+          </w:tcPr>
+          <w:p>
+            <w:r/>
+            <w:r>
+              <w:rPr>
+                <w:rFonts w:ascii="Times New Roman" w:hAnsi="Times New Roman" w:eastAsia="仿宋"/>
+                <w:b w:val="0"/>
+                <w:sz w:val="18"/>
+              </w:rPr>
+              <w:t>低</w:t>
+            </w:r>
+          </w:p>
+        </w:tc>
+        <w:tc>
+          <w:tcPr>
+            <w:tcW w:type="dxa" w:w="794"/>
+          </w:tcPr>
+          <w:p>
+            <w:r/>
+            <w:r>
+              <w:rPr>
+                <w:rFonts w:ascii="Times New Roman" w:hAnsi="Times New Roman" w:eastAsia="仿宋"/>
+                <w:b w:val="0"/>
+                <w:sz w:val="18"/>
+              </w:rPr>
+              <w:t>P3</w:t>
+            </w:r>
+          </w:p>
+        </w:tc>
+        <w:tc>
+          <w:tcPr>
+            <w:tcW w:type="dxa" w:w="794"/>
+          </w:tcPr>
+          <w:p>
+            <w:r/>
+            <w:r>
+              <w:rPr>
+                <w:rFonts w:ascii="Times New Roman" w:hAnsi="Times New Roman" w:eastAsia="仿宋"/>
+                <w:b w:val="0"/>
+                <w:sz w:val="18"/>
+              </w:rPr>
+              <w:t>待修</w:t>
+            </w:r>
+          </w:p>
+        </w:tc>
+        <w:tc>
+          <w:tcPr>
+            <w:tcW w:type="dxa" w:w="2268"/>
+          </w:tcPr>
+          <w:p>
+            <w:r/>
+            <w:r>
+              <w:rPr>
+                <w:rFonts w:ascii="Times New Roman" w:hAnsi="Times New Roman" w:eastAsia="仿宋"/>
+                <w:b w:val="0"/>
+                <w:sz w:val="18"/>
+              </w:rPr>
+              <w:t>窄螢幕下購物車表格欄位重疊</w:t>
             </w:r>
           </w:p>
         </w:tc>
@@ -5699,17 +6017,41 @@
     </w:tbl>
     <w:p>
       <w:pPr>
-        <w:spacing w:line="360" w:lineRule="auto" w:after="80"/>
-        <w:ind w:firstLine="480"/>
+        <w:jc w:val="center"/>
       </w:pPr>
       <w:r>
-        <w:rPr>
-          <w:rFonts w:ascii="Times New Roman" w:hAnsi="Times New Roman" w:eastAsia="仿宋"/>
-          <w:b w:val="0"/>
-          <w:color w:val="C00000"/>
-          <w:sz w:val="24"/>
-        </w:rPr>
-        <w:t>〔請貼上：缺陷類型分布餅狀圖（來源：Excel）〕</w:t>
+        <w:drawing>
+          <wp:inline xmlns:a="http://schemas.openxmlformats.org/drawingml/2006/main" xmlns:pic="http://schemas.openxmlformats.org/drawingml/2006/picture">
+            <wp:extent cx="3960000" cy="3465000"/>
+            <wp:docPr id="2" name="Picture 2"/>
+            <wp:cNvGraphicFramePr>
+              <a:graphicFrameLocks noChangeAspect="1"/>
+            </wp:cNvGraphicFramePr>
+            <a:graphic>
+              <a:graphicData uri="http://schemas.openxmlformats.org/drawingml/2006/picture">
+                <pic:pic>
+                  <pic:nvPicPr>
+                    <pic:cNvPr id="0" name="圖4-2_缺陷類型分布餅圖.png"/>
+                    <pic:cNvPicPr/>
+                  </pic:nvPicPr>
+                  <pic:blipFill>
+                    <a:blip r:embed="rId10"/>
+                    <a:stretch>
+                      <a:fillRect/>
+                    </a:stretch>
+                  </pic:blipFill>
+                  <pic:spPr>
+                    <a:xfrm>
+                      <a:off x="0" y="0"/>
+                      <a:ext cx="3960000" cy="3465000"/>
+                    </a:xfrm>
+                    <a:prstGeom prst="rect"/>
+                  </pic:spPr>
+                </pic:pic>
+              </a:graphicData>
+            </a:graphic>
+          </wp:inline>
+        </w:drawing>
       </w:r>
     </w:p>
     <w:p>

--- a/軟體測試大作業/軟體測試大作業報告_完整版.docx
+++ b/軟體測試大作業/軟體測試大作業報告_完整版.docx
@@ -4066,6 +4066,447 @@
         </w:tc>
       </w:tr>
     </w:tbl>
+    <w:p>
+      <w:pPr>
+        <w:spacing w:line="360" w:lineRule="auto" w:after="80"/>
+        <w:ind w:firstLine="480"/>
+      </w:pPr>
+      <w:r>
+        <w:rPr>
+          <w:rFonts w:ascii="Times New Roman" w:hAnsi="Times New Roman" w:eastAsia="仿宋"/>
+          <w:b w:val="0"/>
+          <w:sz w:val="24"/>
+        </w:rPr>
+        <w:t>Test Plan 結構與操作步驟：</w:t>
+      </w:r>
+    </w:p>
+    <w:p>
+      <w:pPr>
+        <w:spacing w:line="360" w:lineRule="auto" w:after="80"/>
+      </w:pPr>
+      <w:r>
+        <w:rPr>
+          <w:rFonts w:ascii="Times New Roman" w:hAnsi="Times New Roman" w:eastAsia="仿宋"/>
+          <w:b w:val="0"/>
+          <w:sz w:val="22"/>
+        </w:rPr>
+        <w:t>（1）新增 Thread Group（執行緒群組），依表3-3 設定執行緒數、Ramp-up 時間與迴圈次數，並將 Action on Sampler Error 設為 Continue。</w:t>
+      </w:r>
+    </w:p>
+    <w:p>
+      <w:pPr>
+        <w:spacing w:line="360" w:lineRule="auto" w:after="80"/>
+      </w:pPr>
+      <w:r>
+        <w:rPr>
+          <w:rFonts w:ascii="Times New Roman" w:hAnsi="Times New Roman" w:eastAsia="仿宋"/>
+          <w:b w:val="0"/>
+          <w:sz w:val="22"/>
+        </w:rPr>
+        <w:t>（2）於各群組下新增 HTTP Request，設定值如表3-4。</w:t>
+      </w:r>
+    </w:p>
+    <w:p>
+      <w:pPr>
+        <w:spacing w:line="360" w:lineRule="auto" w:after="80"/>
+      </w:pPr>
+      <w:r>
+        <w:rPr>
+          <w:rFonts w:ascii="Times New Roman" w:hAnsi="Times New Roman" w:eastAsia="仿宋"/>
+          <w:b w:val="0"/>
+          <w:sz w:val="22"/>
+        </w:rPr>
+        <w:t>（3）於 Test Plan 加入三個 Listener：Aggregate Report、Summary Report、View Results Tree。</w:t>
+      </w:r>
+    </w:p>
+    <w:p>
+      <w:pPr>
+        <w:spacing w:line="360" w:lineRule="auto" w:after="80"/>
+      </w:pPr>
+      <w:r>
+        <w:rPr>
+          <w:rFonts w:ascii="Times New Roman" w:hAnsi="Times New Roman" w:eastAsia="仿宋"/>
+          <w:b w:val="0"/>
+          <w:sz w:val="22"/>
+        </w:rPr>
+        <w:t>（4）勾選 Test Plan 的「Run Thread Groups consecutively」使 5 場景依序執行。</w:t>
+      </w:r>
+    </w:p>
+    <w:p>
+      <w:pPr>
+        <w:spacing w:line="360" w:lineRule="auto" w:after="80"/>
+      </w:pPr>
+      <w:r>
+        <w:rPr>
+          <w:rFonts w:ascii="Times New Roman" w:hAnsi="Times New Roman" w:eastAsia="仿宋"/>
+          <w:b w:val="0"/>
+          <w:sz w:val="22"/>
+        </w:rPr>
+        <w:t>（5）按掃帚 Clear All 清空舊數據後，按綠色 ▶ Start 執行；完成後於 Aggregate Report 讀取 Average、Throughput、Error% 並截圖。</w:t>
+      </w:r>
+    </w:p>
+    <w:p>
+      <w:pPr>
+        <w:spacing w:before="120" w:after="40"/>
+        <w:jc w:val="center"/>
+      </w:pPr>
+      <w:r>
+        <w:rPr>
+          <w:rFonts w:ascii="Times New Roman" w:hAnsi="Times New Roman" w:eastAsia="標楷體"/>
+          <w:b/>
+          <w:sz w:val="21"/>
+        </w:rPr>
+        <w:t>表3-4　HTTP Request 設定值</w:t>
+      </w:r>
+    </w:p>
+    <w:tbl>
+      <w:tblPr>
+        <w:tblStyle w:val="TableGrid"/>
+        <w:tblW w:type="auto" w:w="0"/>
+        <w:jc w:val="center"/>
+        <w:tblLook w:firstColumn="1" w:firstRow="1" w:lastColumn="0" w:lastRow="0" w:noHBand="0" w:noVBand="1" w:val="04A0"/>
+      </w:tblPr>
+      <w:tblGrid>
+        <w:gridCol w:w="3022"/>
+        <w:gridCol w:w="3022"/>
+        <w:gridCol w:w="3022"/>
+      </w:tblGrid>
+      <w:tr>
+        <w:tc>
+          <w:tcPr>
+            <w:tcW w:type="dxa" w:w="2041"/>
+          </w:tcPr>
+          <w:p>
+            <w:pPr>
+              <w:jc w:val="center"/>
+            </w:pPr>
+            <w:r/>
+            <w:r>
+              <w:rPr>
+                <w:rFonts w:ascii="Times New Roman" w:hAnsi="Times New Roman" w:eastAsia="標楷體"/>
+                <w:b/>
+                <w:sz w:val="20"/>
+              </w:rPr>
+              <w:t>欄位</w:t>
+            </w:r>
+          </w:p>
+        </w:tc>
+        <w:tc>
+          <w:tcPr>
+            <w:tcW w:type="dxa" w:w="2948"/>
+          </w:tcPr>
+          <w:p>
+            <w:pPr>
+              <w:jc w:val="center"/>
+            </w:pPr>
+            <w:r/>
+            <w:r>
+              <w:rPr>
+                <w:rFonts w:ascii="Times New Roman" w:hAnsi="Times New Roman" w:eastAsia="標楷體"/>
+                <w:b/>
+                <w:sz w:val="20"/>
+              </w:rPr>
+              <w:t>GET 類（S1/S2/S5）</w:t>
+            </w:r>
+          </w:p>
+        </w:tc>
+        <w:tc>
+          <w:tcPr>
+            <w:tcW w:type="dxa" w:w="2948"/>
+          </w:tcPr>
+          <w:p>
+            <w:pPr>
+              <w:jc w:val="center"/>
+            </w:pPr>
+            <w:r/>
+            <w:r>
+              <w:rPr>
+                <w:rFonts w:ascii="Times New Roman" w:hAnsi="Times New Roman" w:eastAsia="標楷體"/>
+                <w:b/>
+                <w:sz w:val="20"/>
+              </w:rPr>
+              <w:t>POST 類（S3/S4）</w:t>
+            </w:r>
+          </w:p>
+        </w:tc>
+      </w:tr>
+      <w:tr>
+        <w:tc>
+          <w:tcPr>
+            <w:tcW w:type="dxa" w:w="2041"/>
+          </w:tcPr>
+          <w:p>
+            <w:r/>
+            <w:r>
+              <w:rPr>
+                <w:rFonts w:ascii="Times New Roman" w:hAnsi="Times New Roman" w:eastAsia="仿宋"/>
+                <w:b w:val="0"/>
+                <w:sz w:val="19"/>
+              </w:rPr>
+              <w:t>Protocol</w:t>
+            </w:r>
+          </w:p>
+        </w:tc>
+        <w:tc>
+          <w:tcPr>
+            <w:tcW w:type="dxa" w:w="2948"/>
+          </w:tcPr>
+          <w:p>
+            <w:r/>
+            <w:r>
+              <w:rPr>
+                <w:rFonts w:ascii="Times New Roman" w:hAnsi="Times New Roman" w:eastAsia="仿宋"/>
+                <w:b w:val="0"/>
+                <w:sz w:val="19"/>
+              </w:rPr>
+              <w:t>https</w:t>
+            </w:r>
+          </w:p>
+        </w:tc>
+        <w:tc>
+          <w:tcPr>
+            <w:tcW w:type="dxa" w:w="2948"/>
+          </w:tcPr>
+          <w:p>
+            <w:r/>
+            <w:r>
+              <w:rPr>
+                <w:rFonts w:ascii="Times New Roman" w:hAnsi="Times New Roman" w:eastAsia="仿宋"/>
+                <w:b w:val="0"/>
+                <w:sz w:val="19"/>
+              </w:rPr>
+              <w:t>https</w:t>
+            </w:r>
+          </w:p>
+        </w:tc>
+      </w:tr>
+      <w:tr>
+        <w:tc>
+          <w:tcPr>
+            <w:tcW w:type="dxa" w:w="2041"/>
+          </w:tcPr>
+          <w:p>
+            <w:r/>
+            <w:r>
+              <w:rPr>
+                <w:rFonts w:ascii="Times New Roman" w:hAnsi="Times New Roman" w:eastAsia="仿宋"/>
+                <w:b w:val="0"/>
+                <w:sz w:val="19"/>
+              </w:rPr>
+              <w:t>Server Name or IP</w:t>
+            </w:r>
+          </w:p>
+        </w:tc>
+        <w:tc>
+          <w:tcPr>
+            <w:tcW w:type="dxa" w:w="2948"/>
+          </w:tcPr>
+          <w:p>
+            <w:r/>
+            <w:r>
+              <w:rPr>
+                <w:rFonts w:ascii="Times New Roman" w:hAnsi="Times New Roman" w:eastAsia="仿宋"/>
+                <w:b w:val="0"/>
+                <w:sz w:val="19"/>
+              </w:rPr>
+              <w:t>automationexercise.com</w:t>
+            </w:r>
+          </w:p>
+        </w:tc>
+        <w:tc>
+          <w:tcPr>
+            <w:tcW w:type="dxa" w:w="2948"/>
+          </w:tcPr>
+          <w:p>
+            <w:r/>
+            <w:r>
+              <w:rPr>
+                <w:rFonts w:ascii="Times New Roman" w:hAnsi="Times New Roman" w:eastAsia="仿宋"/>
+                <w:b w:val="0"/>
+                <w:sz w:val="19"/>
+              </w:rPr>
+              <w:t>automationexercise.com</w:t>
+            </w:r>
+          </w:p>
+        </w:tc>
+      </w:tr>
+      <w:tr>
+        <w:tc>
+          <w:tcPr>
+            <w:tcW w:type="dxa" w:w="2041"/>
+          </w:tcPr>
+          <w:p>
+            <w:r/>
+            <w:r>
+              <w:rPr>
+                <w:rFonts w:ascii="Times New Roman" w:hAnsi="Times New Roman" w:eastAsia="仿宋"/>
+                <w:b w:val="0"/>
+                <w:sz w:val="19"/>
+              </w:rPr>
+              <w:t>HTTP Method</w:t>
+            </w:r>
+          </w:p>
+        </w:tc>
+        <w:tc>
+          <w:tcPr>
+            <w:tcW w:type="dxa" w:w="2948"/>
+          </w:tcPr>
+          <w:p>
+            <w:r/>
+            <w:r>
+              <w:rPr>
+                <w:rFonts w:ascii="Times New Roman" w:hAnsi="Times New Roman" w:eastAsia="仿宋"/>
+                <w:b w:val="0"/>
+                <w:sz w:val="19"/>
+              </w:rPr>
+              <w:t>GET</w:t>
+            </w:r>
+          </w:p>
+        </w:tc>
+        <w:tc>
+          <w:tcPr>
+            <w:tcW w:type="dxa" w:w="2948"/>
+          </w:tcPr>
+          <w:p>
+            <w:r/>
+            <w:r>
+              <w:rPr>
+                <w:rFonts w:ascii="Times New Roman" w:hAnsi="Times New Roman" w:eastAsia="仿宋"/>
+                <w:b w:val="0"/>
+                <w:sz w:val="19"/>
+              </w:rPr>
+              <w:t>POST</w:t>
+            </w:r>
+          </w:p>
+        </w:tc>
+      </w:tr>
+      <w:tr>
+        <w:tc>
+          <w:tcPr>
+            <w:tcW w:type="dxa" w:w="2041"/>
+          </w:tcPr>
+          <w:p>
+            <w:r/>
+            <w:r>
+              <w:rPr>
+                <w:rFonts w:ascii="Times New Roman" w:hAnsi="Times New Roman" w:eastAsia="仿宋"/>
+                <w:b w:val="0"/>
+                <w:sz w:val="19"/>
+              </w:rPr>
+              <w:t>Path</w:t>
+            </w:r>
+          </w:p>
+        </w:tc>
+        <w:tc>
+          <w:tcPr>
+            <w:tcW w:type="dxa" w:w="2948"/>
+          </w:tcPr>
+          <w:p>
+            <w:r/>
+            <w:r>
+              <w:rPr>
+                <w:rFonts w:ascii="Times New Roman" w:hAnsi="Times New Roman" w:eastAsia="仿宋"/>
+                <w:b w:val="0"/>
+                <w:sz w:val="19"/>
+              </w:rPr>
+              <w:t>/api/productsList</w:t>
+            </w:r>
+          </w:p>
+        </w:tc>
+        <w:tc>
+          <w:tcPr>
+            <w:tcW w:type="dxa" w:w="2948"/>
+          </w:tcPr>
+          <w:p>
+            <w:r/>
+            <w:r>
+              <w:rPr>
+                <w:rFonts w:ascii="Times New Roman" w:hAnsi="Times New Roman" w:eastAsia="仿宋"/>
+                <w:b w:val="0"/>
+                <w:sz w:val="19"/>
+              </w:rPr>
+              <w:t>/api/searchProduct</w:t>
+            </w:r>
+          </w:p>
+        </w:tc>
+      </w:tr>
+      <w:tr>
+        <w:tc>
+          <w:tcPr>
+            <w:tcW w:type="dxa" w:w="2041"/>
+          </w:tcPr>
+          <w:p>
+            <w:r/>
+            <w:r>
+              <w:rPr>
+                <w:rFonts w:ascii="Times New Roman" w:hAnsi="Times New Roman" w:eastAsia="仿宋"/>
+                <w:b w:val="0"/>
+                <w:sz w:val="19"/>
+              </w:rPr>
+              <w:t>Parameters</w:t>
+            </w:r>
+          </w:p>
+        </w:tc>
+        <w:tc>
+          <w:tcPr>
+            <w:tcW w:type="dxa" w:w="2948"/>
+          </w:tcPr>
+          <w:p>
+            <w:r/>
+            <w:r>
+              <w:rPr>
+                <w:rFonts w:ascii="Times New Roman" w:hAnsi="Times New Roman" w:eastAsia="仿宋"/>
+                <w:b w:val="0"/>
+                <w:sz w:val="19"/>
+              </w:rPr>
+              <w:t>（無）</w:t>
+            </w:r>
+          </w:p>
+        </w:tc>
+        <w:tc>
+          <w:tcPr>
+            <w:tcW w:type="dxa" w:w="2948"/>
+          </w:tcPr>
+          <w:p>
+            <w:r/>
+            <w:r>
+              <w:rPr>
+                <w:rFonts w:ascii="Times New Roman" w:hAnsi="Times New Roman" w:eastAsia="仿宋"/>
+                <w:b w:val="0"/>
+                <w:sz w:val="19"/>
+              </w:rPr>
+              <w:t>search_product = top</w:t>
+            </w:r>
+          </w:p>
+        </w:tc>
+      </w:tr>
+    </w:tbl>
+    <w:p>
+      <w:pPr>
+        <w:spacing w:line="360" w:lineRule="auto" w:after="80"/>
+      </w:pPr>
+      <w:r>
+        <w:rPr>
+          <w:rFonts w:ascii="Times New Roman" w:hAnsi="Times New Roman" w:eastAsia="仿宋"/>
+          <w:b w:val="0"/>
+          <w:sz w:val="22"/>
+        </w:rPr>
+        <w:t>亦可用命令列非 GUI 模式執行並自動產出 HTML 圖文報告：</w:t>
+      </w:r>
+    </w:p>
+    <w:p>
+      <w:pPr>
+        <w:spacing w:line="360" w:lineRule="auto" w:after="80"/>
+      </w:pPr>
+      <w:r>
+        <w:rPr>
+          <w:rFonts w:ascii="Times New Roman" w:hAnsi="Times New Roman" w:eastAsia="仿宋"/>
+          <w:b w:val="0"/>
+          <w:sz w:val="20"/>
+        </w:rPr>
+        <w:t>jmeter -n -t AutomationExercise_效能測試.jmx -l result.jtl -e -o report_html</w:t>
+      </w:r>
+    </w:p>
     <w:p>
       <w:pPr>
         <w:spacing w:line="360" w:lineRule="auto" w:after="80"/>
